--- a/PROJECT_REPORT_STAGE2.docx
+++ b/PROJECT_REPORT_STAGE2.docx
@@ -37,14 +37,12 @@
         <w:t xml:space="preserve">第二阶段仓库：</w:t>
       </w:r>
       <w:hyperlink r:id="rId9">
-        <w:hyperlink r:id="rId9">
-          <w:r>
-            <w:rPr>
-              <w:rStyle w:val="Hyperlink"/>
-            </w:rPr>
-            <w:t xml:space="preserve">https://github.com/shixuhui-ops/2026-ECNU-PJ1-2-questionnaire-system</w:t>
-          </w:r>
-        </w:hyperlink>
+        <w:r>
+          <w:rPr>
+            <w:rStyle w:val="Hyperlink"/>
+          </w:rPr>
+          <w:t xml:space="preserve">https://github.com/shixuhui-ops/2026-ECNU-PJ1-2-questionnaire-system</w:t>
+        </w:r>
       </w:hyperlink>
     </w:p>
     <w:p>
@@ -154,7 +152,8 @@
     <w:tbl>
       <w:tblPr>
         <w:tblStyle w:val="Table"/>
-        <w:tblW w:type="auto" w:w="0"/>
+        <w:tblW w:type="pct" w:w="5000"/>
+        <w:tblLayout w:type="fixed"/>
         <w:tblLook w:firstRow="1" w:lastRow="0" w:firstColumn="0" w:lastColumn="0" w:noHBand="0" w:noVBand="0" w:val="0020"/>
       </w:tblPr>
       <w:tblGrid>
@@ -886,7 +885,7 @@
         <w:t xml:space="preserve">数据模型</w:t>
       </w:r>
     </w:p>
-    <w:bookmarkStart w:id="17" w:name="Xab66f35e318a316fbb99c3243187897838a2595"/>
+    <w:bookmarkStart w:id="17" w:name="第一阶段集合"/>
     <w:p>
       <w:pPr>
         <w:pStyle w:val="Heading3"/>
@@ -2123,7 +2122,7 @@
     </w:tbl>
     <w:bookmarkEnd w:id="16"/>
     <w:bookmarkEnd w:id="17"/>
-    <w:bookmarkStart w:id="20" w:name="Xd58723e260faf4e361874be8e890e66252722b8"/>
+    <w:bookmarkStart w:id="20" w:name="第二阶段集合"/>
     <w:p>
       <w:pPr>
         <w:pStyle w:val="Heading3"/>
@@ -2661,7 +2660,8 @@
     <w:tbl>
       <w:tblPr>
         <w:tblStyle w:val="Table"/>
-        <w:tblW w:type="auto" w:w="0"/>
+        <w:tblW w:type="pct" w:w="5000"/>
+        <w:tblLayout w:type="fixed"/>
         <w:tblLook w:firstRow="1" w:lastRow="0" w:firstColumn="0" w:lastColumn="0" w:noHBand="0" w:noVBand="0" w:val="0020"/>
       </w:tblPr>
       <w:tblGrid>
@@ -3277,7 +3277,7 @@
     </w:p>
     <w:bookmarkEnd w:id="19"/>
     <w:bookmarkEnd w:id="20"/>
-    <w:bookmarkStart w:id="21" w:name="X7eabdd5249f25fa1b3104463f989fd7dae374fe"/>
+    <w:bookmarkStart w:id="21" w:name="问卷中的版本来源字段"/>
     <w:p>
       <w:pPr>
         <w:pStyle w:val="Heading3"/>
@@ -3369,7 +3369,7 @@
       </w:r>
     </w:p>
     <w:bookmarkEnd w:id="21"/>
-    <w:bookmarkStart w:id="22" w:name="X0ee8c4455146b45ba16ce623d1d90024a790590"/>
+    <w:bookmarkStart w:id="22" w:name="数据关系和设计理由"/>
     <w:p>
       <w:pPr>
         <w:pStyle w:val="Heading3"/>
@@ -3614,7 +3614,7 @@
         <w:t xml:space="preserve">五、第一阶段功能</w:t>
       </w:r>
     </w:p>
-    <w:bookmarkStart w:id="24" w:name="Xf49b20b435df16ec24be772d6086d63e73c012a"/>
+    <w:bookmarkStart w:id="24" w:name="用户认证和权限"/>
     <w:p>
       <w:pPr>
         <w:pStyle w:val="Heading3"/>
@@ -3679,7 +3679,7 @@
       </w:r>
     </w:p>
     <w:bookmarkEnd w:id="24"/>
-    <w:bookmarkStart w:id="25" w:name="X94c543da48fd10aa96e19b0af110a79eb5753e5"/>
+    <w:bookmarkStart w:id="25" w:name="问卷管理"/>
     <w:p>
       <w:pPr>
         <w:pStyle w:val="Heading3"/>
@@ -3777,7 +3777,7 @@
       </w:r>
     </w:p>
     <w:bookmarkEnd w:id="25"/>
-    <w:bookmarkStart w:id="26" w:name="Xc58102635b2c77e2068268c02fd90f2467f5320"/>
+    <w:bookmarkStart w:id="26" w:name="题型和校验"/>
     <w:p>
       <w:pPr>
         <w:pStyle w:val="Heading3"/>
@@ -3970,7 +3970,7 @@
       </w:r>
     </w:p>
     <w:bookmarkEnd w:id="26"/>
-    <w:bookmarkStart w:id="27" w:name="X29ae88096443b3ffe92a4a45c954cf110c2aa3e"/>
+    <w:bookmarkStart w:id="27" w:name="条件跳转"/>
     <w:p>
       <w:pPr>
         <w:pStyle w:val="Heading3"/>
@@ -4092,7 +4092,7 @@
         <w:t xml:space="preserve">六、第二阶段功能实现</w:t>
       </w:r>
     </w:p>
-    <w:bookmarkStart w:id="29" w:name="X0e729dae41265710415a0d50eab3604f53d387b"/>
+    <w:bookmarkStart w:id="29" w:name="创建和查询题目"/>
     <w:p>
       <w:pPr>
         <w:pStyle w:val="Heading3"/>
@@ -4160,7 +4160,7 @@
       </w:r>
     </w:p>
     <w:bookmarkEnd w:id="29"/>
-    <w:bookmarkStart w:id="30" w:name="X55b0d9431a2645d5e28d42457196fa3fbdcf2e0"/>
+    <w:bookmarkStart w:id="30" w:name="创建题目新版本"/>
     <w:p>
       <w:pPr>
         <w:pStyle w:val="Heading3"/>
@@ -4321,7 +4321,7 @@
       </w:r>
     </w:p>
     <w:bookmarkEnd w:id="30"/>
-    <w:bookmarkStart w:id="31" w:name="Xe54d3a1d65dede926246fcaefde7f2ff4321d01"/>
+    <w:bookmarkStart w:id="31" w:name="查看版本历史和恢复"/>
     <w:p>
       <w:pPr>
         <w:pStyle w:val="Heading3"/>
@@ -4377,7 +4377,7 @@
       </w:r>
     </w:p>
     <w:bookmarkEnd w:id="31"/>
-    <w:bookmarkStart w:id="32" w:name="X933fb26f41a262cbb0ca7002fc66602aaa33579"/>
+    <w:bookmarkStart w:id="32" w:name="创建和管理题库"/>
     <w:p>
       <w:pPr>
         <w:pStyle w:val="Heading3"/>
@@ -4512,7 +4512,7 @@
       </w:r>
     </w:p>
     <w:bookmarkEnd w:id="32"/>
-    <w:bookmarkStart w:id="33" w:name="X8223c2df7bb70ad9067242f3ec8647645f2e11a"/>
+    <w:bookmarkStart w:id="33" w:name="共享题目和题库"/>
     <w:p>
       <w:pPr>
         <w:pStyle w:val="Heading3"/>
@@ -4595,7 +4595,7 @@
       </w:r>
     </w:p>
     <w:bookmarkEnd w:id="33"/>
-    <w:bookmarkStart w:id="34" w:name="X70b9ac27cf0a2f6c6875ee04e1d6cde38fc0394"/>
+    <w:bookmarkStart w:id="34" w:name="将题目选入问卷"/>
     <w:p>
       <w:pPr>
         <w:pStyle w:val="Heading3"/>
@@ -4677,7 +4677,7 @@
       </w:r>
     </w:p>
     <w:bookmarkEnd w:id="34"/>
-    <w:bookmarkStart w:id="35" w:name="X98de6afe8ef70b08d42775d2567cd035b451253"/>
+    <w:bookmarkStart w:id="35" w:name="查询题目使用情况"/>
     <w:p>
       <w:pPr>
         <w:pStyle w:val="Heading3"/>
@@ -4742,7 +4742,7 @@
       </w:r>
     </w:p>
     <w:bookmarkEnd w:id="35"/>
-    <w:bookmarkStart w:id="36" w:name="X8b28b36842dcc4839619101c0beff32fd7e4a67"/>
+    <w:bookmarkStart w:id="36" w:name="跨问卷统计"/>
     <w:p>
       <w:pPr>
         <w:pStyle w:val="Heading3"/>
@@ -4898,7 +4898,7 @@
         <w:t xml:space="preserve">。</w:t>
       </w:r>
     </w:p>
-    <w:bookmarkStart w:id="38" w:name="Xa4b5938dddde3181789c331d365ad62ed44fc41"/>
+    <w:bookmarkStart w:id="38" w:name="题库接口"/>
     <w:p>
       <w:pPr>
         <w:pStyle w:val="Heading3"/>
@@ -4916,7 +4916,8 @@
     <w:tbl>
       <w:tblPr>
         <w:tblStyle w:val="Table"/>
-        <w:tblW w:type="auto" w:w="0"/>
+        <w:tblW w:type="pct" w:w="5000"/>
+        <w:tblLayout w:type="fixed"/>
         <w:tblLook w:firstRow="1" w:lastRow="0" w:firstColumn="0" w:lastColumn="0" w:noHBand="0" w:noVBand="0" w:val="0020"/>
       </w:tblPr>
       <w:tblGrid>
@@ -5325,7 +5326,7 @@
       </w:tr>
     </w:tbl>
     <w:bookmarkEnd w:id="38"/>
-    <w:bookmarkStart w:id="39" w:name="X740d85e6c8f754716de1da2f5996795ddfa1705"/>
+    <w:bookmarkStart w:id="39" w:name="题目版本接口"/>
     <w:p>
       <w:pPr>
         <w:pStyle w:val="Heading3"/>
@@ -5343,7 +5344,8 @@
     <w:tbl>
       <w:tblPr>
         <w:tblStyle w:val="Table"/>
-        <w:tblW w:type="auto" w:w="0"/>
+        <w:tblW w:type="pct" w:w="5000"/>
+        <w:tblLayout w:type="fixed"/>
         <w:tblLook w:firstRow="1" w:lastRow="0" w:firstColumn="0" w:lastColumn="0" w:noHBand="0" w:noVBand="0" w:val="0020"/>
       </w:tblPr>
       <w:tblGrid>
@@ -5863,7 +5865,7 @@
         <w:t xml:space="preserve">八、权限设计</w:t>
       </w:r>
     </w:p>
-    <w:bookmarkStart w:id="41" w:name="X8a1c8080635b03054b3f1c574a713f1dee44482"/>
+    <w:bookmarkStart w:id="41" w:name="题目版本所有者"/>
     <w:p>
       <w:pPr>
         <w:pStyle w:val="Heading3"/>
@@ -5890,7 +5892,7 @@
       </w:r>
     </w:p>
     <w:bookmarkEnd w:id="41"/>
-    <w:bookmarkStart w:id="42" w:name="X2230b669a81541007e04855cf48e8a863761b05"/>
+    <w:bookmarkStart w:id="42" w:name="题目版本共享用户"/>
     <w:p>
       <w:pPr>
         <w:pStyle w:val="Heading3"/>
@@ -5917,7 +5919,7 @@
       </w:r>
     </w:p>
     <w:bookmarkEnd w:id="42"/>
-    <w:bookmarkStart w:id="43" w:name="X306086e70de21fbf9ee81f56ac30c7ace236131"/>
+    <w:bookmarkStart w:id="43" w:name="题库所有者"/>
     <w:p>
       <w:pPr>
         <w:pStyle w:val="Heading3"/>
@@ -5944,7 +5946,7 @@
       </w:r>
     </w:p>
     <w:bookmarkEnd w:id="43"/>
-    <w:bookmarkStart w:id="44" w:name="Xfd39bd3a8714dc2a129622b2c2648f8b102543f"/>
+    <w:bookmarkStart w:id="44" w:name="题库共享用户"/>
     <w:p>
       <w:pPr>
         <w:pStyle w:val="Heading3"/>
@@ -5971,7 +5973,7 @@
       </w:r>
     </w:p>
     <w:bookmarkEnd w:id="44"/>
-    <w:bookmarkStart w:id="45" w:name="X187b0a62c5d7b3b14b057d38317783cc250ab39"/>
+    <w:bookmarkStart w:id="45" w:name="问卷权限"/>
     <w:p>
       <w:pPr>
         <w:pStyle w:val="Heading3"/>
@@ -6018,7 +6020,7 @@
         <w:t xml:space="preserve">九、兼容性与历史数据保护</w:t>
       </w:r>
     </w:p>
-    <w:bookmarkStart w:id="47" w:name="Xd553d4a1383ac220ff6312c7bf91c54d71dbc94"/>
+    <w:bookmarkStart w:id="47" w:name="第一阶段问卷兼容"/>
     <w:p>
       <w:pPr>
         <w:pStyle w:val="Heading3"/>
@@ -6063,7 +6065,7 @@
       </w:r>
     </w:p>
     <w:bookmarkEnd w:id="47"/>
-    <w:bookmarkStart w:id="48" w:name="X57f67d13be8f261cf5fb48d2530dbc5d282ee3b"/>
+    <w:bookmarkStart w:id="48" w:name="问卷快照保护"/>
     <w:p>
       <w:pPr>
         <w:pStyle w:val="Heading3"/>
@@ -6189,7 +6191,7 @@
       </w:r>
     </w:p>
     <w:bookmarkEnd w:id="48"/>
-    <w:bookmarkStart w:id="49" w:name="Xbcff6293aaf23d9aeb236bd46c7e185468d9a3d"/>
+    <w:bookmarkStart w:id="49" w:name="历史版本保护"/>
     <w:p>
       <w:pPr>
         <w:pStyle w:val="Heading3"/>
@@ -6263,7 +6265,7 @@
         <w:t xml:space="preserve">十、测试与验证</w:t>
       </w:r>
     </w:p>
-    <w:bookmarkStart w:id="51" w:name="X2e8f5f99fd9f940f14dd5fa57f629698536eb73"/>
+    <w:bookmarkStart w:id="51" w:name="自动化测试说明"/>
     <w:p>
       <w:pPr>
         <w:pStyle w:val="Heading3"/>
@@ -6286,7 +6288,34 @@
         <w:rPr>
           <w:rFonts w:hint="eastAsia"/>
         </w:rPr>
-        <w:t xml:space="preserve">用户确认自动化测试全部通过。第一阶段</w:t>
+        <w:t xml:space="preserve">执行</w:t>
+      </w:r>
+      <w:r>
+        <w:t xml:space="preserve"> </w:t>
+      </w:r>
+      <w:r>
+        <w:rPr>
+          <w:rStyle w:val="VerbatimChar"/>
+        </w:rPr>
+        <w:t xml:space="preserve">npm --prefix .\backend run test:all</w:t>
+      </w:r>
+      <w:r>
+        <w:t xml:space="preserve"> </w:t>
+      </w:r>
+      <w:r>
+        <w:rPr>
+          <w:rFonts w:hint="eastAsia"/>
+        </w:rPr>
+        <w:t xml:space="preserve">后，全部自动化测试通过。一键测试会自动启动隔离的</w:t>
+      </w:r>
+      <w:r>
+        <w:t xml:space="preserve"> </w:t>
+      </w:r>
+      <w:r>
+        <w:rPr>
+          <w:rFonts w:hint="eastAsia"/>
+        </w:rPr>
+        <w:t xml:space="preserve">MongoDB、后端服务和前端静态服务器，并依次执行第一阶段</w:t>
       </w:r>
       <w:r>
         <w:t xml:space="preserve"> API </w:t>
@@ -6295,7 +6324,7 @@
         <w:rPr>
           <w:rFonts w:hint="eastAsia"/>
         </w:rPr>
-        <w:t xml:space="preserve">自动化测试覆盖用户认证、问卷管理、题目类型及校验、条件跳转、回答提交和统计等流程。项目还包含第一阶段浏览器冒烟测试和端到端测试。</w:t>
+        <w:t xml:space="preserve">回归测试、题目版本测试、题库测试、浏览器冒烟测试和第二阶段题库浏览器端到端测试。</w:t>
       </w:r>
     </w:p>
     <w:p>
@@ -6306,20 +6335,65 @@
         <w:rPr>
           <w:rFonts w:hint="eastAsia"/>
         </w:rPr>
-        <w:t xml:space="preserve">第二阶段新增功能的验证方式与既有自动化回归测试分开记录。第二阶段测试用例文档明确说明：第二阶段题库与题目版本功能通过</w:t>
-      </w:r>
-      <w:r>
-        <w:t xml:space="preserve"> PowerShell API </w:t>
-      </w:r>
-      <w:r>
-        <w:rPr>
-          <w:rFonts w:hint="eastAsia"/>
-        </w:rPr>
-        <w:t xml:space="preserve">请求和浏览器页面操作进行实际检查，不把人工检查表述为自动化测试脚本覆盖。</w:t>
+        <w:t xml:space="preserve">第一阶段</w:t>
+      </w:r>
+      <w:r>
+        <w:t xml:space="preserve"> API </w:t>
+      </w:r>
+      <w:r>
+        <w:rPr>
+          <w:rFonts w:hint="eastAsia"/>
+        </w:rPr>
+        <w:t xml:space="preserve">测试覆盖用户认证、问卷管理、题目类型及校验、条件跳转、回答提交和统计。</w:t>
+      </w:r>
+      <w:r>
+        <w:rPr>
+          <w:rStyle w:val="VerbatimChar"/>
+        </w:rPr>
+        <w:t xml:space="preserve">backend/tests/question-version.test.js</w:t>
+      </w:r>
+      <w:r>
+        <w:t xml:space="preserve"> </w:t>
+      </w:r>
+      <w:r>
+        <w:rPr>
+          <w:rFonts w:hint="eastAsia"/>
+        </w:rPr>
+        <w:t xml:space="preserve">覆盖版本创建、并发版本号唯一性、历史恢复、快照保护、使用情况、跨问卷统计和共享权限；</w:t>
+      </w:r>
+      <w:r>
+        <w:rPr>
+          <w:rStyle w:val="VerbatimChar"/>
+        </w:rPr>
+        <w:t xml:space="preserve">backend/tests/question-bank.test.js</w:t>
+      </w:r>
+      <w:r>
+        <w:t xml:space="preserve"> </w:t>
+      </w:r>
+      <w:r>
+        <w:rPr>
+          <w:rFonts w:hint="eastAsia"/>
+        </w:rPr>
+        <w:t xml:space="preserve">覆盖题库创建、加入、共享、替换、移除和只读权限；</w:t>
+      </w:r>
+      <w:r>
+        <w:rPr>
+          <w:rStyle w:val="VerbatimChar"/>
+        </w:rPr>
+        <w:t xml:space="preserve">backend/tests/question-bank-browser.test.js</w:t>
+      </w:r>
+      <w:r>
+        <w:t xml:space="preserve"> </w:t>
+      </w:r>
+      <w:r>
+        <w:rPr>
+          <w:rFonts w:hint="eastAsia"/>
+        </w:rPr>
+        <w:t xml:space="preserve">通过真实浏览器完成独立题目创建、草稿问卷选择、题目选入和来源版本字段验证。</w:t>
       </w:r>
     </w:p>
     <w:bookmarkEnd w:id="51"/>
-    <w:bookmarkStart w:id="52" w:name="Xcc8d7a1ea9979f0b2e6b83faa783c78b8ba27a6"/>
+    <w:bookmarkStart w:id="52" w:name="第二阶段-api-自动化与人工验证"/>
     <w:p>
       <w:pPr>
         <w:pStyle w:val="Heading3"/>
@@ -6340,7 +6414,7 @@
         <w:rPr>
           <w:rFonts w:hint="eastAsia"/>
         </w:rPr>
-        <w:t xml:space="preserve">手动验证</w:t>
+        <w:t xml:space="preserve">自动化与人工验证</w:t>
       </w:r>
     </w:p>
     <w:p>
@@ -6369,7 +6443,7 @@
         <w:rPr>
           <w:rFonts w:hint="eastAsia"/>
         </w:rPr>
-        <w:t xml:space="preserve">项第二阶段后端检查，实际结果均记录为通过，主要包括：</w:t>
+        <w:t xml:space="preserve">项第二阶段后端检查。其中版本生命周期、问卷快照、题库创建、题目加入、题库共享和只读权限已纳入自动化测试，其余场景按测试用例进行人工验证，实际结果均记录为通过，主要包括：</w:t>
       </w:r>
     </w:p>
     <w:p>
@@ -6846,7 +6920,7 @@
       </w:r>
     </w:p>
     <w:bookmarkEnd w:id="52"/>
-    <w:bookmarkStart w:id="53" w:name="X273bc2685bc44e25e852d5967b15447a9e40a89"/>
+    <w:bookmarkStart w:id="53" w:name="第二阶段前端检查与自动化验证"/>
     <w:p>
       <w:pPr>
         <w:pStyle w:val="Heading3"/>
@@ -6858,7 +6932,7 @@
         <w:rPr>
           <w:rFonts w:hint="eastAsia"/>
         </w:rPr>
-        <w:t xml:space="preserve">第二阶段前端手动检查</w:t>
+        <w:t xml:space="preserve">第二阶段前端检查与自动化验证</w:t>
       </w:r>
     </w:p>
     <w:p>
@@ -6867,8 +6941,40 @@
       </w:pPr>
       <w:r>
         <w:rPr>
+          <w:rFonts w:hint="eastAsia"/>
+        </w:rPr>
+        <w:t xml:space="preserve">浏览器冒烟测试已经覆盖题库页面入口、未登录状态和主要操作区域。第二阶段浏览器端到端测试会注册独立测试用户、创建草稿问卷、在题库页面创建数字题、从下拉列表选择草稿问卷并加入题目，最后通过</w:t>
+      </w:r>
+      <w:r>
+        <w:t xml:space="preserve"> API </w:t>
+      </w:r>
+      <w:r>
+        <w:rPr>
+          <w:rFonts w:hint="eastAsia"/>
+        </w:rPr>
+        <w:t xml:space="preserve">验证问卷快照及</w:t>
+      </w:r>
+      <w:r>
+        <w:t xml:space="preserve"> </w:t>
+      </w:r>
+      <w:r>
+        <w:rPr>
           <w:rStyle w:val="VerbatimChar"/>
         </w:rPr>
+        <w:t xml:space="preserve">sourceQuestionVersionId</w:t>
+      </w:r>
+      <w:r>
+        <w:t xml:space="preserve">。</w:t>
+      </w:r>
+    </w:p>
+    <w:p>
+      <w:pPr>
+        <w:pStyle w:val="BodyText"/>
+      </w:pPr>
+      <w:r>
+        <w:rPr>
+          <w:rStyle w:val="VerbatimChar"/>
+        </w:rPr>
         <w:t xml:space="preserve">TEST_CASES.md</w:t>
       </w:r>
       <w:r>
@@ -7070,28 +7176,8 @@
         <w:t xml:space="preserve">查看题目使用记录和跨问卷统计</w:t>
       </w:r>
     </w:p>
-    <w:p>
-      <w:pPr>
-        <w:pStyle w:val="FirstParagraph"/>
-      </w:pPr>
-      <w:r>
-        <w:rPr>
-          <w:rFonts w:hint="eastAsia"/>
-        </w:rPr>
-        <w:t xml:space="preserve">题目选入问卷的页面测试中，用户连续点击了两次操作，因此问卷题目数量增加为</w:t>
-      </w:r>
-      <w:r>
-        <w:t xml:space="preserve"> </w:t>
-      </w:r>
-      <w:r>
-        <w:rPr>
-          <w:rFonts w:hint="eastAsia"/>
-        </w:rPr>
-        <w:t xml:space="preserve">2。系统将两次请求作为两次独立选题操作，并分别创建问卷快照；该数量与实际操作次数一致。</w:t>
-      </w:r>
-    </w:p>
     <w:bookmarkEnd w:id="53"/>
-    <w:bookmarkStart w:id="54" w:name="X24ddd31a1916b22184becc5d1cfbe725d3bb6ca"/>
+    <w:bookmarkStart w:id="54" w:name="跨问卷统计测试数据"/>
     <w:p>
       <w:pPr>
         <w:pStyle w:val="Heading3"/>
@@ -7464,7 +7550,7 @@
         <w:t xml:space="preserve">十一、开发过程中遇到的问题和处理过程</w:t>
       </w:r>
     </w:p>
-    <w:bookmarkStart w:id="56" w:name="X7b0644a607759c97213d12c85567c91934498a0"/>
+    <w:bookmarkStart w:id="56" w:name="npm-项目名称问题"/>
     <w:p>
       <w:pPr>
         <w:pStyle w:val="Heading3"/>
@@ -7536,7 +7622,7 @@
       </w:r>
     </w:p>
     <w:bookmarkEnd w:id="56"/>
-    <w:bookmarkStart w:id="57" w:name="X3aa49860bf690ee661c983a72f40546a34b0b9c"/>
+    <w:bookmarkStart w:id="57" w:name="mongodb-未运行"/>
     <w:p>
       <w:pPr>
         <w:pStyle w:val="Heading3"/>
@@ -7630,7 +7716,7 @@
       </w:r>
     </w:p>
     <w:bookmarkEnd w:id="57"/>
-    <w:bookmarkStart w:id="58" w:name="Xbe76cb16130476a48b0b1e136dcb985a4b21556"/>
+    <w:bookmarkStart w:id="58" w:name="共享接口返回接口不存在"/>
     <w:p>
       <w:pPr>
         <w:pStyle w:val="Heading3"/>
@@ -7756,7 +7842,7 @@
       </w:r>
     </w:p>
     <w:bookmarkEnd w:id="58"/>
-    <w:bookmarkStart w:id="59" w:name="X111aae8a9cb651a481937c26a984c56fa8627ce"/>
+    <w:bookmarkStart w:id="59" w:name="共享账号混淆和自我共享"/>
     <w:p>
       <w:pPr>
         <w:pStyle w:val="Heading3"/>
@@ -7803,7 +7889,7 @@
       </w:r>
     </w:p>
     <w:bookmarkEnd w:id="59"/>
-    <w:bookmarkStart w:id="60" w:name="X68663f2f5964e82cf9b36893cfbf1fd8b34b3d3"/>
+    <w:bookmarkStart w:id="60" w:name="创建题目成功但列表未显示"/>
     <w:p>
       <w:pPr>
         <w:pStyle w:val="Heading3"/>
@@ -7830,7 +7916,7 @@
       </w:r>
     </w:p>
     <w:bookmarkEnd w:id="60"/>
-    <w:bookmarkStart w:id="61" w:name="Xe61c1de3d217e18ff4850e274ae305f58dd228b"/>
+    <w:bookmarkStart w:id="61" w:name="前端成功提示中的题目-id-显示为-undefined"/>
     <w:p>
       <w:pPr>
         <w:pStyle w:val="Heading3"/>
@@ -7908,7 +7994,7 @@
       </w:r>
     </w:p>
     <w:bookmarkEnd w:id="61"/>
-    <w:bookmarkStart w:id="62" w:name="X32bab52ec03577eec8cb9d2224c17dee14a60e4"/>
+    <w:bookmarkStart w:id="62" w:name="同一道题被加入问卷两次"/>
     <w:p>
       <w:pPr>
         <w:pStyle w:val="Heading3"/>
@@ -7944,7 +8030,7 @@
       </w:r>
     </w:p>
     <w:bookmarkEnd w:id="62"/>
-    <w:bookmarkStart w:id="63" w:name="Xf78394097bdadd91b78131c81301fd3411d46ea"/>
+    <w:bookmarkStart w:id="63" w:name="共享用户无法创建题目新版本"/>
     <w:p>
       <w:pPr>
         <w:pStyle w:val="Heading3"/>
@@ -7971,7 +8057,7 @@
       </w:r>
     </w:p>
     <w:bookmarkEnd w:id="63"/>
-    <w:bookmarkStart w:id="64" w:name="Xaf94caf5ef8d290c774f195495dab0318bae95e"/>
+    <w:bookmarkStart w:id="64" w:name="题库版本替换的操作顺序"/>
     <w:p>
       <w:pPr>
         <w:pStyle w:val="Heading3"/>
@@ -8034,7 +8120,7 @@
       </w:r>
     </w:p>
     <w:bookmarkEnd w:id="64"/>
-    <w:bookmarkStart w:id="65" w:name="X80033a15d3f8a930ade28aabf986595f35fc36d"/>
+    <w:bookmarkStart w:id="65" w:name="浏览器输入框疑似刷新"/>
     <w:p>
       <w:pPr>
         <w:pStyle w:val="Heading3"/>
@@ -9729,7 +9815,7 @@
       <w:color w:themeColor="accent1" w:themeShade="BF" w:val="365F91"/>
     </w:rPr>
   </w:style>
-  <w:style w:type="paragraph" w:customStyle="1" w:styleId="SourceCode">
+  <w:style w:customStyle="1" w:styleId="SourceCode" w:type="paragraph">
     <w:name w:val="Source Code"/>
     <w:basedOn w:val="Normal"/>
     <w:link w:val="VerbatimChar"/>
@@ -9737,7 +9823,7 @@
       <w:wordWrap w:val="off"/>
     </w:pPr>
   </w:style>
-  <w:style w:type="character" w:customStyle="1" w:styleId="KeywordTok">
+  <w:style w:customStyle="1" w:styleId="KeywordTok" w:type="character">
     <w:name w:val="KeywordTok"/>
     <w:basedOn w:val="VerbatimChar"/>
     <w:rPr>
@@ -9745,77 +9831,77 @@
       <w:color w:val="007020"/>
     </w:rPr>
   </w:style>
-  <w:style w:type="character" w:customStyle="1" w:styleId="DataTypeTok">
+  <w:style w:customStyle="1" w:styleId="DataTypeTok" w:type="character">
     <w:name w:val="DataTypeTok"/>
     <w:basedOn w:val="VerbatimChar"/>
     <w:rPr>
       <w:color w:val="902000"/>
     </w:rPr>
   </w:style>
-  <w:style w:type="character" w:customStyle="1" w:styleId="DecValTok">
+  <w:style w:customStyle="1" w:styleId="DecValTok" w:type="character">
     <w:name w:val="DecValTok"/>
     <w:basedOn w:val="VerbatimChar"/>
     <w:rPr>
       <w:color w:val="40a070"/>
     </w:rPr>
   </w:style>
-  <w:style w:type="character" w:customStyle="1" w:styleId="BaseNTok">
+  <w:style w:customStyle="1" w:styleId="BaseNTok" w:type="character">
     <w:name w:val="BaseNTok"/>
     <w:basedOn w:val="VerbatimChar"/>
     <w:rPr>
       <w:color w:val="40a070"/>
     </w:rPr>
   </w:style>
-  <w:style w:type="character" w:customStyle="1" w:styleId="FloatTok">
+  <w:style w:customStyle="1" w:styleId="FloatTok" w:type="character">
     <w:name w:val="FloatTok"/>
     <w:basedOn w:val="VerbatimChar"/>
     <w:rPr>
       <w:color w:val="40a070"/>
     </w:rPr>
   </w:style>
-  <w:style w:type="character" w:customStyle="1" w:styleId="ConstantTok">
+  <w:style w:customStyle="1" w:styleId="ConstantTok" w:type="character">
     <w:name w:val="ConstantTok"/>
     <w:basedOn w:val="VerbatimChar"/>
     <w:rPr>
       <w:color w:val="880000"/>
     </w:rPr>
   </w:style>
-  <w:style w:type="character" w:customStyle="1" w:styleId="CharTok">
+  <w:style w:customStyle="1" w:styleId="CharTok" w:type="character">
     <w:name w:val="CharTok"/>
     <w:basedOn w:val="VerbatimChar"/>
     <w:rPr>
       <w:color w:val="4070a0"/>
     </w:rPr>
   </w:style>
-  <w:style w:type="character" w:customStyle="1" w:styleId="SpecialCharTok">
+  <w:style w:customStyle="1" w:styleId="SpecialCharTok" w:type="character">
     <w:name w:val="SpecialCharTok"/>
     <w:basedOn w:val="VerbatimChar"/>
     <w:rPr>
       <w:color w:val="4070a0"/>
     </w:rPr>
   </w:style>
-  <w:style w:type="character" w:customStyle="1" w:styleId="StringTok">
+  <w:style w:customStyle="1" w:styleId="StringTok" w:type="character">
     <w:name w:val="StringTok"/>
     <w:basedOn w:val="VerbatimChar"/>
     <w:rPr>
       <w:color w:val="4070a0"/>
     </w:rPr>
   </w:style>
-  <w:style w:type="character" w:customStyle="1" w:styleId="VerbatimStringTok">
+  <w:style w:customStyle="1" w:styleId="VerbatimStringTok" w:type="character">
     <w:name w:val="VerbatimStringTok"/>
     <w:basedOn w:val="VerbatimChar"/>
     <w:rPr>
       <w:color w:val="4070a0"/>
     </w:rPr>
   </w:style>
-  <w:style w:type="character" w:customStyle="1" w:styleId="SpecialStringTok">
+  <w:style w:customStyle="1" w:styleId="SpecialStringTok" w:type="character">
     <w:name w:val="SpecialStringTok"/>
     <w:basedOn w:val="VerbatimChar"/>
     <w:rPr>
       <w:color w:val="bb6688"/>
     </w:rPr>
   </w:style>
-  <w:style w:type="character" w:customStyle="1" w:styleId="ImportTok">
+  <w:style w:customStyle="1" w:styleId="ImportTok" w:type="character">
     <w:name w:val="ImportTok"/>
     <w:basedOn w:val="VerbatimChar"/>
     <w:rPr>
@@ -9823,7 +9909,7 @@
       <w:color w:val="008000"/>
     </w:rPr>
   </w:style>
-  <w:style w:type="character" w:customStyle="1" w:styleId="CommentTok">
+  <w:style w:customStyle="1" w:styleId="CommentTok" w:type="character">
     <w:name w:val="CommentTok"/>
     <w:basedOn w:val="VerbatimChar"/>
     <w:rPr>
@@ -9831,7 +9917,7 @@
       <w:color w:val="60a0b0"/>
     </w:rPr>
   </w:style>
-  <w:style w:type="character" w:customStyle="1" w:styleId="DocumentationTok">
+  <w:style w:customStyle="1" w:styleId="DocumentationTok" w:type="character">
     <w:name w:val="DocumentationTok"/>
     <w:basedOn w:val="VerbatimChar"/>
     <w:rPr>
@@ -9839,7 +9925,7 @@
       <w:color w:val="ba2121"/>
     </w:rPr>
   </w:style>
-  <w:style w:type="character" w:customStyle="1" w:styleId="AnnotationTok">
+  <w:style w:customStyle="1" w:styleId="AnnotationTok" w:type="character">
     <w:name w:val="AnnotationTok"/>
     <w:basedOn w:val="VerbatimChar"/>
     <w:rPr>
@@ -9848,7 +9934,7 @@
       <w:color w:val="60a0b0"/>
     </w:rPr>
   </w:style>
-  <w:style w:type="character" w:customStyle="1" w:styleId="CommentVarTok">
+  <w:style w:customStyle="1" w:styleId="CommentVarTok" w:type="character">
     <w:name w:val="CommentVarTok"/>
     <w:basedOn w:val="VerbatimChar"/>
     <w:rPr>
@@ -9857,28 +9943,28 @@
       <w:color w:val="60a0b0"/>
     </w:rPr>
   </w:style>
-  <w:style w:type="character" w:customStyle="1" w:styleId="OtherTok">
+  <w:style w:customStyle="1" w:styleId="OtherTok" w:type="character">
     <w:name w:val="OtherTok"/>
     <w:basedOn w:val="VerbatimChar"/>
     <w:rPr>
       <w:color w:val="007020"/>
     </w:rPr>
   </w:style>
-  <w:style w:type="character" w:customStyle="1" w:styleId="FunctionTok">
+  <w:style w:customStyle="1" w:styleId="FunctionTok" w:type="character">
     <w:name w:val="FunctionTok"/>
     <w:basedOn w:val="VerbatimChar"/>
     <w:rPr>
       <w:color w:val="06287e"/>
     </w:rPr>
   </w:style>
-  <w:style w:type="character" w:customStyle="1" w:styleId="VariableTok">
+  <w:style w:customStyle="1" w:styleId="VariableTok" w:type="character">
     <w:name w:val="VariableTok"/>
     <w:basedOn w:val="VerbatimChar"/>
     <w:rPr>
       <w:color w:val="19177c"/>
     </w:rPr>
   </w:style>
-  <w:style w:type="character" w:customStyle="1" w:styleId="ControlFlowTok">
+  <w:style w:customStyle="1" w:styleId="ControlFlowTok" w:type="character">
     <w:name w:val="ControlFlowTok"/>
     <w:basedOn w:val="VerbatimChar"/>
     <w:rPr>
@@ -9886,45 +9972,45 @@
       <w:color w:val="007020"/>
     </w:rPr>
   </w:style>
-  <w:style w:type="character" w:customStyle="1" w:styleId="OperatorTok">
+  <w:style w:customStyle="1" w:styleId="OperatorTok" w:type="character">
     <w:name w:val="OperatorTok"/>
     <w:basedOn w:val="VerbatimChar"/>
     <w:rPr>
       <w:color w:val="666666"/>
     </w:rPr>
   </w:style>
-  <w:style w:type="character" w:customStyle="1" w:styleId="BuiltInTok">
+  <w:style w:customStyle="1" w:styleId="BuiltInTok" w:type="character">
     <w:name w:val="BuiltInTok"/>
     <w:basedOn w:val="VerbatimChar"/>
     <w:rPr>
       <w:color w:val="008000"/>
     </w:rPr>
   </w:style>
-  <w:style w:type="character" w:customStyle="1" w:styleId="ExtensionTok">
+  <w:style w:customStyle="1" w:styleId="ExtensionTok" w:type="character">
     <w:name w:val="ExtensionTok"/>
     <w:basedOn w:val="VerbatimChar"/>
     <w:rPr/>
   </w:style>
-  <w:style w:type="character" w:customStyle="1" w:styleId="PreprocessorTok">
+  <w:style w:customStyle="1" w:styleId="PreprocessorTok" w:type="character">
     <w:name w:val="PreprocessorTok"/>
     <w:basedOn w:val="VerbatimChar"/>
     <w:rPr>
       <w:color w:val="bc7a00"/>
     </w:rPr>
   </w:style>
-  <w:style w:type="character" w:customStyle="1" w:styleId="AttributeTok">
+  <w:style w:customStyle="1" w:styleId="AttributeTok" w:type="character">
     <w:name w:val="AttributeTok"/>
     <w:basedOn w:val="VerbatimChar"/>
     <w:rPr>
       <w:color w:val="7d9029"/>
     </w:rPr>
   </w:style>
-  <w:style w:type="character" w:customStyle="1" w:styleId="RegionMarkerTok">
+  <w:style w:customStyle="1" w:styleId="RegionMarkerTok" w:type="character">
     <w:name w:val="RegionMarkerTok"/>
     <w:basedOn w:val="VerbatimChar"/>
     <w:rPr/>
   </w:style>
-  <w:style w:type="character" w:customStyle="1" w:styleId="InformationTok">
+  <w:style w:customStyle="1" w:styleId="InformationTok" w:type="character">
     <w:name w:val="InformationTok"/>
     <w:basedOn w:val="VerbatimChar"/>
     <w:rPr>
@@ -9933,7 +10019,7 @@
       <w:color w:val="60a0b0"/>
     </w:rPr>
   </w:style>
-  <w:style w:type="character" w:customStyle="1" w:styleId="WarningTok">
+  <w:style w:customStyle="1" w:styleId="WarningTok" w:type="character">
     <w:name w:val="WarningTok"/>
     <w:basedOn w:val="VerbatimChar"/>
     <w:rPr>
@@ -9942,7 +10028,7 @@
       <w:color w:val="60a0b0"/>
     </w:rPr>
   </w:style>
-  <w:style w:type="character" w:customStyle="1" w:styleId="AlertTok">
+  <w:style w:customStyle="1" w:styleId="AlertTok" w:type="character">
     <w:name w:val="AlertTok"/>
     <w:basedOn w:val="VerbatimChar"/>
     <w:rPr>
@@ -9950,7 +10036,7 @@
       <w:color w:val="ff0000"/>
     </w:rPr>
   </w:style>
-  <w:style w:type="character" w:customStyle="1" w:styleId="ErrorTok">
+  <w:style w:customStyle="1" w:styleId="ErrorTok" w:type="character">
     <w:name w:val="ErrorTok"/>
     <w:basedOn w:val="VerbatimChar"/>
     <w:rPr>
@@ -9958,7 +10044,7 @@
       <w:color w:val="ff0000"/>
     </w:rPr>
   </w:style>
-  <w:style w:type="character" w:customStyle="1" w:styleId="NormalTok">
+  <w:style w:customStyle="1" w:styleId="NormalTok" w:type="character">
     <w:name w:val="NormalTok"/>
     <w:basedOn w:val="VerbatimChar"/>
     <w:rPr/>

--- a/PROJECT_REPORT_STAGE2.docx
+++ b/PROJECT_REPORT_STAGE2.docx
@@ -3773,7 +3773,26 @@
         <w:rPr>
           <w:rFonts w:hint="eastAsia"/>
         </w:rPr>
-        <w:t xml:space="preserve">问卷初始为草稿。只有草稿问卷可以继续配置题目和跳转规则。问卷满足发布条件后可以发布，并生成公开访问码；关闭后不能再提交回答。</w:t>
+        <w:t xml:space="preserve">问卷初始为草稿。只有草稿问卷可以继续配置题目和跳转规则。问卷满足发布条件后可以发布，并生成公开访问码及格式为</w:t>
+      </w:r>
+      <w:r>
+        <w:t xml:space="preserve"> </w:t>
+      </w:r>
+      <w:r>
+        <w:rPr>
+          <w:rStyle w:val="VerbatimChar"/>
+          <w:rFonts w:hint="eastAsia"/>
+        </w:rPr>
+        <w:t xml:space="preserve">/fill.html?code=&lt;访问码&gt;</w:t>
+      </w:r>
+      <w:r>
+        <w:t xml:space="preserve"> </w:t>
+      </w:r>
+      <w:r>
+        <w:rPr>
+          <w:rFonts w:hint="eastAsia"/>
+        </w:rPr>
+        <w:t xml:space="preserve">的填写链接；首页中的已发布问卷可以通过该链接直接打开填写页面。问卷关闭后不能再提交回答。</w:t>
       </w:r>
     </w:p>
     <w:bookmarkEnd w:id="25"/>
@@ -4618,7 +4637,25 @@
         <w:rPr>
           <w:rFonts w:hint="eastAsia"/>
         </w:rPr>
-        <w:t xml:space="preserve">用户可以把自己拥有或被共享给自己的题目版本选入自己拥有的草稿问卷。服务端检查题目版本权限、问卷所有权和问卷状态，并再次使用统一校验模块校验题目内容。</w:t>
+        <w:t xml:space="preserve">用户可以把自己拥有或被共享给自己的题目版本选入自己拥有的草稿问卷。题库页面会加载当前用户的草稿问卷并以下拉列表展示，用户直接选择目标问卷，无需手工复制或输入</w:t>
+      </w:r>
+      <w:r>
+        <w:t xml:space="preserve"> MongoDB </w:t>
+      </w:r>
+      <w:r>
+        <w:rPr>
+          <w:rFonts w:hint="eastAsia"/>
+        </w:rPr>
+        <w:t xml:space="preserve">问卷</w:t>
+      </w:r>
+      <w:r>
+        <w:t xml:space="preserve"> </w:t>
+      </w:r>
+      <w:r>
+        <w:rPr>
+          <w:rFonts w:hint="eastAsia"/>
+        </w:rPr>
+        <w:t xml:space="preserve">ID。服务端检查题目版本权限、问卷所有权和问卷状态，并再次使用统一校验模块校验题目内容。</w:t>
       </w:r>
     </w:p>
     <w:p>
@@ -8679,7 +8716,25 @@
         <w:rPr>
           <w:rFonts w:hint="eastAsia"/>
         </w:rPr>
-        <w:t xml:space="preserve">版本不可覆盖和问卷题目快照是第二阶段数据设计的关键：题目可以持续演进和复用，而已创建的问卷及历史回答仍对应其实际使用的题目内容。自动化测试和第二阶段手动验证分别记录在</w:t>
+        <w:t xml:space="preserve">版本不可覆盖和问卷题目快照是第二阶段数据设计的关键：题目可以持续演进和复用，而已创建的问卷及历史回答仍对应其实际使用的题目内容。第一阶段</w:t>
+      </w:r>
+      <w:r>
+        <w:t xml:space="preserve"> API </w:t>
+      </w:r>
+      <w:r>
+        <w:rPr>
+          <w:rFonts w:hint="eastAsia"/>
+        </w:rPr>
+        <w:t xml:space="preserve">回归测试、第二阶段</w:t>
+      </w:r>
+      <w:r>
+        <w:t xml:space="preserve"> API </w:t>
+      </w:r>
+      <w:r>
+        <w:rPr>
+          <w:rFonts w:hint="eastAsia"/>
+        </w:rPr>
+        <w:t xml:space="preserve">测试、浏览器冒烟测试、第二阶段题库浏览器端到端测试及人工检查均记录在</w:t>
       </w:r>
       <w:r>
         <w:t xml:space="preserve"> </w:t>
@@ -9815,7 +9870,7 @@
       <w:color w:themeColor="accent1" w:themeShade="BF" w:val="365F91"/>
     </w:rPr>
   </w:style>
-  <w:style w:customStyle="1" w:styleId="SourceCode" w:type="paragraph">
+  <w:style w:type="paragraph" w:customStyle="1" w:styleId="SourceCode">
     <w:name w:val="Source Code"/>
     <w:basedOn w:val="Normal"/>
     <w:link w:val="VerbatimChar"/>
@@ -9823,7 +9878,7 @@
       <w:wordWrap w:val="off"/>
     </w:pPr>
   </w:style>
-  <w:style w:customStyle="1" w:styleId="KeywordTok" w:type="character">
+  <w:style w:type="character" w:customStyle="1" w:styleId="KeywordTok">
     <w:name w:val="KeywordTok"/>
     <w:basedOn w:val="VerbatimChar"/>
     <w:rPr>
@@ -9831,77 +9886,77 @@
       <w:color w:val="007020"/>
     </w:rPr>
   </w:style>
-  <w:style w:customStyle="1" w:styleId="DataTypeTok" w:type="character">
+  <w:style w:type="character" w:customStyle="1" w:styleId="DataTypeTok">
     <w:name w:val="DataTypeTok"/>
     <w:basedOn w:val="VerbatimChar"/>
     <w:rPr>
       <w:color w:val="902000"/>
     </w:rPr>
   </w:style>
-  <w:style w:customStyle="1" w:styleId="DecValTok" w:type="character">
+  <w:style w:type="character" w:customStyle="1" w:styleId="DecValTok">
     <w:name w:val="DecValTok"/>
     <w:basedOn w:val="VerbatimChar"/>
     <w:rPr>
       <w:color w:val="40a070"/>
     </w:rPr>
   </w:style>
-  <w:style w:customStyle="1" w:styleId="BaseNTok" w:type="character">
+  <w:style w:type="character" w:customStyle="1" w:styleId="BaseNTok">
     <w:name w:val="BaseNTok"/>
     <w:basedOn w:val="VerbatimChar"/>
     <w:rPr>
       <w:color w:val="40a070"/>
     </w:rPr>
   </w:style>
-  <w:style w:customStyle="1" w:styleId="FloatTok" w:type="character">
+  <w:style w:type="character" w:customStyle="1" w:styleId="FloatTok">
     <w:name w:val="FloatTok"/>
     <w:basedOn w:val="VerbatimChar"/>
     <w:rPr>
       <w:color w:val="40a070"/>
     </w:rPr>
   </w:style>
-  <w:style w:customStyle="1" w:styleId="ConstantTok" w:type="character">
+  <w:style w:type="character" w:customStyle="1" w:styleId="ConstantTok">
     <w:name w:val="ConstantTok"/>
     <w:basedOn w:val="VerbatimChar"/>
     <w:rPr>
       <w:color w:val="880000"/>
     </w:rPr>
   </w:style>
-  <w:style w:customStyle="1" w:styleId="CharTok" w:type="character">
+  <w:style w:type="character" w:customStyle="1" w:styleId="CharTok">
     <w:name w:val="CharTok"/>
     <w:basedOn w:val="VerbatimChar"/>
     <w:rPr>
       <w:color w:val="4070a0"/>
     </w:rPr>
   </w:style>
-  <w:style w:customStyle="1" w:styleId="SpecialCharTok" w:type="character">
+  <w:style w:type="character" w:customStyle="1" w:styleId="SpecialCharTok">
     <w:name w:val="SpecialCharTok"/>
     <w:basedOn w:val="VerbatimChar"/>
     <w:rPr>
       <w:color w:val="4070a0"/>
     </w:rPr>
   </w:style>
-  <w:style w:customStyle="1" w:styleId="StringTok" w:type="character">
+  <w:style w:type="character" w:customStyle="1" w:styleId="StringTok">
     <w:name w:val="StringTok"/>
     <w:basedOn w:val="VerbatimChar"/>
     <w:rPr>
       <w:color w:val="4070a0"/>
     </w:rPr>
   </w:style>
-  <w:style w:customStyle="1" w:styleId="VerbatimStringTok" w:type="character">
+  <w:style w:type="character" w:customStyle="1" w:styleId="VerbatimStringTok">
     <w:name w:val="VerbatimStringTok"/>
     <w:basedOn w:val="VerbatimChar"/>
     <w:rPr>
       <w:color w:val="4070a0"/>
     </w:rPr>
   </w:style>
-  <w:style w:customStyle="1" w:styleId="SpecialStringTok" w:type="character">
+  <w:style w:type="character" w:customStyle="1" w:styleId="SpecialStringTok">
     <w:name w:val="SpecialStringTok"/>
     <w:basedOn w:val="VerbatimChar"/>
     <w:rPr>
       <w:color w:val="bb6688"/>
     </w:rPr>
   </w:style>
-  <w:style w:customStyle="1" w:styleId="ImportTok" w:type="character">
+  <w:style w:type="character" w:customStyle="1" w:styleId="ImportTok">
     <w:name w:val="ImportTok"/>
     <w:basedOn w:val="VerbatimChar"/>
     <w:rPr>
@@ -9909,7 +9964,7 @@
       <w:color w:val="008000"/>
     </w:rPr>
   </w:style>
-  <w:style w:customStyle="1" w:styleId="CommentTok" w:type="character">
+  <w:style w:type="character" w:customStyle="1" w:styleId="CommentTok">
     <w:name w:val="CommentTok"/>
     <w:basedOn w:val="VerbatimChar"/>
     <w:rPr>
@@ -9917,7 +9972,7 @@
       <w:color w:val="60a0b0"/>
     </w:rPr>
   </w:style>
-  <w:style w:customStyle="1" w:styleId="DocumentationTok" w:type="character">
+  <w:style w:type="character" w:customStyle="1" w:styleId="DocumentationTok">
     <w:name w:val="DocumentationTok"/>
     <w:basedOn w:val="VerbatimChar"/>
     <w:rPr>
@@ -9925,7 +9980,7 @@
       <w:color w:val="ba2121"/>
     </w:rPr>
   </w:style>
-  <w:style w:customStyle="1" w:styleId="AnnotationTok" w:type="character">
+  <w:style w:type="character" w:customStyle="1" w:styleId="AnnotationTok">
     <w:name w:val="AnnotationTok"/>
     <w:basedOn w:val="VerbatimChar"/>
     <w:rPr>
@@ -9934,7 +9989,7 @@
       <w:color w:val="60a0b0"/>
     </w:rPr>
   </w:style>
-  <w:style w:customStyle="1" w:styleId="CommentVarTok" w:type="character">
+  <w:style w:type="character" w:customStyle="1" w:styleId="CommentVarTok">
     <w:name w:val="CommentVarTok"/>
     <w:basedOn w:val="VerbatimChar"/>
     <w:rPr>
@@ -9943,28 +9998,28 @@
       <w:color w:val="60a0b0"/>
     </w:rPr>
   </w:style>
-  <w:style w:customStyle="1" w:styleId="OtherTok" w:type="character">
+  <w:style w:type="character" w:customStyle="1" w:styleId="OtherTok">
     <w:name w:val="OtherTok"/>
     <w:basedOn w:val="VerbatimChar"/>
     <w:rPr>
       <w:color w:val="007020"/>
     </w:rPr>
   </w:style>
-  <w:style w:customStyle="1" w:styleId="FunctionTok" w:type="character">
+  <w:style w:type="character" w:customStyle="1" w:styleId="FunctionTok">
     <w:name w:val="FunctionTok"/>
     <w:basedOn w:val="VerbatimChar"/>
     <w:rPr>
       <w:color w:val="06287e"/>
     </w:rPr>
   </w:style>
-  <w:style w:customStyle="1" w:styleId="VariableTok" w:type="character">
+  <w:style w:type="character" w:customStyle="1" w:styleId="VariableTok">
     <w:name w:val="VariableTok"/>
     <w:basedOn w:val="VerbatimChar"/>
     <w:rPr>
       <w:color w:val="19177c"/>
     </w:rPr>
   </w:style>
-  <w:style w:customStyle="1" w:styleId="ControlFlowTok" w:type="character">
+  <w:style w:type="character" w:customStyle="1" w:styleId="ControlFlowTok">
     <w:name w:val="ControlFlowTok"/>
     <w:basedOn w:val="VerbatimChar"/>
     <w:rPr>
@@ -9972,45 +10027,45 @@
       <w:color w:val="007020"/>
     </w:rPr>
   </w:style>
-  <w:style w:customStyle="1" w:styleId="OperatorTok" w:type="character">
+  <w:style w:type="character" w:customStyle="1" w:styleId="OperatorTok">
     <w:name w:val="OperatorTok"/>
     <w:basedOn w:val="VerbatimChar"/>
     <w:rPr>
       <w:color w:val="666666"/>
     </w:rPr>
   </w:style>
-  <w:style w:customStyle="1" w:styleId="BuiltInTok" w:type="character">
+  <w:style w:type="character" w:customStyle="1" w:styleId="BuiltInTok">
     <w:name w:val="BuiltInTok"/>
     <w:basedOn w:val="VerbatimChar"/>
     <w:rPr>
       <w:color w:val="008000"/>
     </w:rPr>
   </w:style>
-  <w:style w:customStyle="1" w:styleId="ExtensionTok" w:type="character">
+  <w:style w:type="character" w:customStyle="1" w:styleId="ExtensionTok">
     <w:name w:val="ExtensionTok"/>
     <w:basedOn w:val="VerbatimChar"/>
     <w:rPr/>
   </w:style>
-  <w:style w:customStyle="1" w:styleId="PreprocessorTok" w:type="character">
+  <w:style w:type="character" w:customStyle="1" w:styleId="PreprocessorTok">
     <w:name w:val="PreprocessorTok"/>
     <w:basedOn w:val="VerbatimChar"/>
     <w:rPr>
       <w:color w:val="bc7a00"/>
     </w:rPr>
   </w:style>
-  <w:style w:customStyle="1" w:styleId="AttributeTok" w:type="character">
+  <w:style w:type="character" w:customStyle="1" w:styleId="AttributeTok">
     <w:name w:val="AttributeTok"/>
     <w:basedOn w:val="VerbatimChar"/>
     <w:rPr>
       <w:color w:val="7d9029"/>
     </w:rPr>
   </w:style>
-  <w:style w:customStyle="1" w:styleId="RegionMarkerTok" w:type="character">
+  <w:style w:type="character" w:customStyle="1" w:styleId="RegionMarkerTok">
     <w:name w:val="RegionMarkerTok"/>
     <w:basedOn w:val="VerbatimChar"/>
     <w:rPr/>
   </w:style>
-  <w:style w:customStyle="1" w:styleId="InformationTok" w:type="character">
+  <w:style w:type="character" w:customStyle="1" w:styleId="InformationTok">
     <w:name w:val="InformationTok"/>
     <w:basedOn w:val="VerbatimChar"/>
     <w:rPr>
@@ -10019,7 +10074,7 @@
       <w:color w:val="60a0b0"/>
     </w:rPr>
   </w:style>
-  <w:style w:customStyle="1" w:styleId="WarningTok" w:type="character">
+  <w:style w:type="character" w:customStyle="1" w:styleId="WarningTok">
     <w:name w:val="WarningTok"/>
     <w:basedOn w:val="VerbatimChar"/>
     <w:rPr>
@@ -10028,7 +10083,7 @@
       <w:color w:val="60a0b0"/>
     </w:rPr>
   </w:style>
-  <w:style w:customStyle="1" w:styleId="AlertTok" w:type="character">
+  <w:style w:type="character" w:customStyle="1" w:styleId="AlertTok">
     <w:name w:val="AlertTok"/>
     <w:basedOn w:val="VerbatimChar"/>
     <w:rPr>
@@ -10036,7 +10091,7 @@
       <w:color w:val="ff0000"/>
     </w:rPr>
   </w:style>
-  <w:style w:customStyle="1" w:styleId="ErrorTok" w:type="character">
+  <w:style w:type="character" w:customStyle="1" w:styleId="ErrorTok">
     <w:name w:val="ErrorTok"/>
     <w:basedOn w:val="VerbatimChar"/>
     <w:rPr>
@@ -10044,7 +10099,7 @@
       <w:color w:val="ff0000"/>
     </w:rPr>
   </w:style>
-  <w:style w:customStyle="1" w:styleId="NormalTok" w:type="character">
+  <w:style w:type="character" w:customStyle="1" w:styleId="NormalTok">
     <w:name w:val="NormalTok"/>
     <w:basedOn w:val="VerbatimChar"/>
     <w:rPr/>
